--- a/motion/GT-Motion-Technical-Specification-Base-v1.1.docx
+++ b/motion/GT-Motion-Technical-Specification-Base-v1.1.docx
@@ -19,11 +19,95 @@
       </w:r>
     </w:p>
     <w:p>
+      <w:pPr/>
       <w:r>
         <w:t>Status: Base technical specification. Naming and effect-library vocabulary reviewed.</w:t>
       </w:r>
     </w:p>
     <w:p>
+      <w:pPr>
+        <w:pStyle w:val="Heading1"/>
+      </w:pPr>
+      <w:r>
+        <w:t>Implementation Update — 16 July 2026</w:t>
+      </w:r>
+    </w:p>
+    <w:p>
+      <w:pPr/>
+      <w:r>
+        <w:t>This technical update records the architecture that exists in Foundation today. The remainder of this document remains the design compass; where it describes unimplemented future types or APIs, the live source and executable examples take precedence.</w:t>
+      </w:r>
+    </w:p>
+    <w:p>
+      <w:pPr>
+        <w:pStyle w:val="Heading2"/>
+      </w:pPr>
+      <w:r>
+        <w:t>Implemented architecture</w:t>
+      </w:r>
+    </w:p>
+    <w:p>
+      <w:pPr/>
+      <w:r>
+        <w:t>Core provides CFMotionOperation, CFMotionCoordinator, CFMotionProperty/CFMotionPropertyKey, CFMotionPropertyTrack, CFMotionGeometryTrack, CFMotionGeometrySnapshot, CFMotionLayoutTransaction, CFMotionNextLayoutReadiness and structured trace/state objects. Effects supplies reusable effects, appearance operations and aptitudes. Examples exercise the available primitives and lifecycle behaviour.</w:t>
+      </w:r>
+    </w:p>
+    <w:p>
+      <w:pPr>
+        <w:pStyle w:val="Heading2"/>
+      </w:pPr>
+      <w:r>
+        <w:t>Geometry and layout clarification</w:t>
+      </w:r>
+    </w:p>
+    <w:p>
+      <w:pPr/>
+      <w:r>
+        <w:t>CFMotionGeometryTrack interpolates presentation transforms: scale and translation between source and destination geometry snapshots. It preserves Bloc as the authority for actual layout; it does not change a child’s native layout extent on each frame. This is desirable for transform-based geometry motion, but it means that a generic geometry track must not be used for a clipped height reveal of real form controls.</w:t>
+      </w:r>
+    </w:p>
+    <w:p>
+      <w:pPr/>
+      <w:r>
+        <w:t>The required next layout primitive is a focused vertical-extent/reveal track. It will own a temporary vExact: constraint, ask Bloc for natural destination layout through CFMotionNextLayoutReadiness, interpolate the constraint while children are clipped, then restore vFitContent at settlement. It is deliberately a separate property semantic, not a special case hidden inside transform geometry.</w:t>
+      </w:r>
+    </w:p>
+    <w:p>
+      <w:pPr>
+        <w:pStyle w:val="Heading2"/>
+      </w:pPr>
+      <w:r>
+        <w:t>Compositing and interaction rules</w:t>
+      </w:r>
+    </w:p>
+    <w:p>
+      <w:pPr/>
+      <w:r>
+        <w:t>Opacity applies at the element’s composition boundary. A preview whose descendants may form separate composition layers must be marked beInSingleCompositionLayer at its root before its opacity is animated. The correct fix is the root boundary, not child-by-child opacity tracks.</w:t>
+      </w:r>
+    </w:p>
+    <w:p>
+      <w:pPr/>
+      <w:r>
+        <w:t>Input paths that represent one semantic cancellation must be idempotent. A repeated sidebar drag-over or an off-canvas leave may differ as events, but both must reach the same cancelled presentation without restarting an operation or leaving stale callbacks.</w:t>
+      </w:r>
+    </w:p>
+    <w:p>
+      <w:pPr>
+        <w:pStyle w:val="Heading2"/>
+      </w:pPr>
+      <w:r>
+        <w:t>Migration status</w:t>
+      </w:r>
+    </w:p>
+    <w:p>
+      <w:pPr/>
+      <w:r>
+        <w:t>The Configuration Editor now uses Motion for preview opacity and placement translation. Its hover-expand/collapse height reveal remains a deliberately isolated legacy path until the vertical-extent track exists. Therefore this document must not be read as claiming that all editor animation is already Motion-owned.</w:t>
+      </w:r>
+    </w:p>
+    <w:p>
+      <w:pPr/>
       <w:r>
         <w:rPr>
           <w:b/>
@@ -75,9 +159,8 @@
       </w:pPr>
     </w:p>
     <w:p>
-      <w:r>
-        <w:br w:type="page"/>
-      </w:r>
+      <w:pPr/>
+      <w:r/>
     </w:p>
     <w:p>
       <w:pPr>
@@ -88,124 +171,146 @@
       </w:r>
     </w:p>
     <w:p>
+      <w:pPr/>
       <w:r>
         <w:t>1. Purpose and design standard</w:t>
       </w:r>
     </w:p>
     <w:p>
+      <w:pPr/>
       <w:r>
         <w:t>2. System context</w:t>
       </w:r>
     </w:p>
     <w:p>
+      <w:pPr/>
       <w:r>
         <w:t>3. Responsibilities and boundaries</w:t>
       </w:r>
     </w:p>
     <w:p>
+      <w:pPr/>
       <w:r>
         <w:t>4. Package architecture</w:t>
       </w:r>
     </w:p>
     <w:p>
+      <w:pPr/>
       <w:r>
         <w:t>5. Core model</w:t>
       </w:r>
     </w:p>
     <w:p>
+      <w:pPr/>
       <w:r>
         <w:t>6. Space coordinator and ownership</w:t>
       </w:r>
     </w:p>
     <w:p>
+      <w:pPr/>
       <w:r>
         <w:t>7. Operation lifecycle</w:t>
       </w:r>
     </w:p>
     <w:p>
+      <w:pPr/>
       <w:r>
         <w:t>8. Tracks, values and typed properties</w:t>
       </w:r>
     </w:p>
     <w:p>
+      <w:pPr/>
       <w:r>
         <w:t>9. Layout and structural motion</w:t>
       </w:r>
     </w:p>
     <w:p>
+      <w:pPr/>
       <w:r>
         <w:t>10. Readiness and asynchronous geometry</w:t>
       </w:r>
     </w:p>
     <w:p>
+      <w:pPr/>
       <w:r>
         <w:t>11. Interruption and retargeting</w:t>
       </w:r>
     </w:p>
     <w:p>
+      <w:pPr/>
       <w:r>
         <w:t>12. Effects</w:t>
       </w:r>
     </w:p>
     <w:p>
+      <w:pPr/>
       <w:r>
         <w:t>13. Behaviours and Brick integration</w:t>
       </w:r>
     </w:p>
     <w:p>
+      <w:pPr/>
       <w:r>
         <w:t>14. Subjects and collection motion</w:t>
       </w:r>
     </w:p>
     <w:p>
+      <w:pPr/>
       <w:r>
         <w:t>15. Styles and reduced motion</w:t>
       </w:r>
     </w:p>
     <w:p>
+      <w:pPr/>
       <w:r>
         <w:t>16. Inspection, examples and diagnostics</w:t>
       </w:r>
     </w:p>
     <w:p>
+      <w:pPr/>
       <w:r>
         <w:t>17. Failures and recovery</w:t>
       </w:r>
     </w:p>
     <w:p>
+      <w:pPr/>
       <w:r>
         <w:t>18. Testing and acceptance</w:t>
       </w:r>
     </w:p>
     <w:p>
+      <w:pPr/>
       <w:r>
         <w:t>19. Extension contracts</w:t>
       </w:r>
     </w:p>
     <w:p>
+      <w:pPr/>
       <w:r>
         <w:t>20. Configuration Editor proving ground</w:t>
       </w:r>
     </w:p>
     <w:p>
+      <w:pPr/>
       <w:r>
         <w:t>21. Implementation programme</w:t>
       </w:r>
     </w:p>
     <w:p>
+      <w:pPr/>
       <w:r>
         <w:t>22. Open architectural choices</w:t>
       </w:r>
     </w:p>
     <w:p>
+      <w:pPr/>
       <w:r>
         <w:t>Appendix A. GT and Bloc connection map</w:t>
       </w:r>
     </w:p>
     <w:p>
-      <w:r>
-        <w:br w:type="page"/>
-      </w:r>
+      <w:pPr/>
+      <w:r/>
     </w:p>
     <w:p>
       <w:pPr>
@@ -216,6 +321,7 @@
       </w:r>
     </w:p>
     <w:p>
+      <w:pPr/>
       <w:r>
         <w:t>GT Motion is a dedicated temporal interaction layer for Glamorous Toolkit, Bloc and Brick. It provides semantic motion, coordinated layout transitions, interaction-driven animation, effects, behaviours, interruption, readiness and cleanup while retaining Bloc Animation as the low-level execution substrate.</w:t>
       </w:r>
@@ -247,6 +353,7 @@
       </w:r>
     </w:p>
     <w:p>
+      <w:pPr/>
       <w:r>
         <w:t>The framework is designed for ordinary GT development rather than as a portable abstraction over unrelated UI systems. Public concepts should therefore map directly to BlElement, BlSpace, Bloc layout and transforms, Brick states and aptitudes, and GT inspection and examples.</w:t>
       </w:r>
@@ -676,6 +783,7 @@
       </w:r>
     </w:p>
     <w:p>
+      <w:pPr/>
       <w:r>
         <w:t>Bloc Animation remains responsible for time progression, easing, interpolation and frame execution. Motion composes and governs these primitives; it does not replace them.</w:t>
       </w:r>
@@ -701,6 +809,7 @@
       </w:r>
     </w:p>
     <w:p>
+      <w:pPr/>
       <w:r>
         <w:t>Bloc completion callbacks are execution signals, not semantic lifecycle. Motion must guard obsolete callbacks because stopping or replacing a Bloc animation can still traverse normal finished behaviour.</w:t>
       </w:r>
@@ -714,6 +823,7 @@
       </w:r>
     </w:p>
     <w:p>
+      <w:pPr/>
       <w:r>
         <w:t>BlElement is the visual subject and animation attachment point. BlSpace owns time, tasks, pulse/frame processing, layout and the rendered scene. One CFMotionCoordinator belongs to each BlSpace because all motions within the space must resolve ownership and policy together.</w:t>
       </w:r>
@@ -727,6 +837,7 @@
       </w:r>
     </w:p>
     <w:p>
+      <w:pPr/>
       <w:r>
         <w:t>Layout remains authoritative. Motion captures presentation using Bloc-supported bounds and coordinate conversions, then applies temporary presentation that resolves back to the new layout. Bounds wrappers are coordinate-aware objects and must not be treated as mutable BlBounds.</w:t>
       </w:r>
@@ -740,6 +851,7 @@
       </w:r>
     </w:p>
     <w:p>
+      <w:pPr/>
       <w:r>
         <w:t>Brick supplies widget semantics, states, wishes and aptitudes. Motion behaviours attach at that level and delegate execution to the space coordinator. GT supplies the normal environment for examples, inspection, traces, searches and live development; these capabilities are expressed through ordinary Motion objects rather than a separate diagnostic subsystem.</w:t>
       </w:r>
@@ -1128,11 +1240,13 @@
       </w:r>
     </w:p>
     <w:p>
+      <w:pPr/>
       <w:r>
         <w:t>Packages are created for coherent class groups with a clean dependency direction, not for each concept. There are deliberately no Bloc or Brick Motion packages: they are the substrate, not package boundaries.</w:t>
       </w:r>
     </w:p>
     <w:p>
+      <w:pPr/>
       <w:r>
         <w:t>Views and actions that explain a Core object remain with that object. A future tooling package is justified only for heavy reusable visual components, not to strip the domain objects of their own explanation.</w:t>
       </w:r>
@@ -1800,6 +1914,7 @@
       </w:r>
     </w:p>
     <w:p>
+      <w:pPr/>
       <w:r>
         <w:t>Runtime objects retain direct links to the context needed to understand them. An operation can navigate to its coordinator, subject, element(s), tracks, properties, snapshots, readiness, effect, behaviour and trace. Reverse navigation is equally important: a property claim reveals its owner; a trace entry reveals the affected objects; an element can reveal Motion ownership in its space.</w:t>
       </w:r>
@@ -1813,6 +1928,7 @@
       </w:r>
     </w:p>
     <w:p>
+      <w:pPr/>
       <w:r>
         <w:t>Each BlSpace has exactly one CFMotionCoordinator. Lookup is lazy and space-local. The coordinator owns semantic operations and presented-property claims rather than only low-level Bloc animation instances.</w:t>
       </w:r>
@@ -1841,6 +1957,7 @@
       </w:r>
     </w:p>
     <w:p>
+      <w:pPr/>
       <w:r>
         <w:t>Claims are keyed by subject identity and typed property identity. Ordinary users do not enter internal property symbols. Different properties may be owned concurrently; conflicting claims require an explicit interruption policy.</w:t>
       </w:r>
@@ -1854,6 +1971,7 @@
       </w:r>
     </w:p>
     <w:p>
+      <w:pPr/>
       <w:r>
         <w:t>Translation, scale and rotation must remain independently ownable and composable. Motion must not erase an application transformation during cleanup. The implementation should prefer a dedicated Motion-owned transform layer if Bloc provides a safe composition seam; otherwise the adapter must capture, compose and restore with explicit ownership.</w:t>
       </w:r>
@@ -2339,6 +2457,7 @@
       </w:tr>
     </w:tbl>
     <w:p>
+      <w:pPr/>
       <w:r>
         <w:t>The state model validates transitions and records their causes. Bloc finished callbacks are inputs to this lifecycle, not the lifecycle itself.</w:t>
       </w:r>
@@ -2352,6 +2471,7 @@
       </w:r>
     </w:p>
     <w:p>
+      <w:pPr/>
       <w:r>
         <w:t>A track describes one time-varying output. Tracks share their operation lifecycle and timeline; they do not independently claim properties or clean themselves up.</w:t>
       </w:r>
@@ -2477,6 +2597,7 @@
       </w:r>
     </w:p>
     <w:p>
+      <w:pPr/>
       <w:r>
         <w:t>Interaction-driven effects use typed live values such as CFMotionNumberValue, CFMotionPointValue and CFMotionVelocity. Values expose current value, timestamp and velocity and may derive mapped values without dictionary protocols.</w:t>
       </w:r>
@@ -2490,6 +2611,7 @@
       </w:r>
     </w:p>
     <w:p>
+      <w:pPr/>
       <w:r>
         <w:t>A layout operation spans current presentation, authoritative mutation, Bloc layout, destination capture and animated settlement.</w:t>
       </w:r>
@@ -2527,6 +2649,7 @@
       </w:r>
     </w:p>
     <w:p>
+      <w:pPr/>
       <w:r>
         <w:t>Affected elements are declared before mutation and carry roles such as existing, insertion, removal, move, adoption or replacement. The operation never scans the mutated scene graph to infer membership.</w:t>
       </w:r>
@@ -2540,6 +2663,7 @@
       </w:r>
     </w:p>
     <w:p>
+      <w:pPr/>
       <w:r>
         <w:t>Every snapshot declares one coordinate space, normally the transaction root or space. Stored geometry is immutable and accompanied by hierarchy, attachment and validity information. Cross-parent motion converts through the declared space.</w:t>
       </w:r>
@@ -2553,6 +2677,7 @@
       </w:r>
     </w:p>
     <w:p>
+      <w:pPr/>
       <w:r>
         <w:t>Translation-only FLIP cannot represent changing width or height. Layout-computed height, width and extent are first-class tracks. Temporary exact constraints are operation-owned and restored or removed deterministically.</w:t>
       </w:r>
@@ -2566,6 +2691,7 @@
       </w:r>
     </w:p>
     <w:p>
+      <w:pPr/>
       <w:r>
         <w:t>One postponed block or one pulse is not a readiness model. A transaction declares what must become authoritative before destination capture.</w:t>
       </w:r>
@@ -2655,6 +2781,7 @@
       </w:r>
     </w:p>
     <w:p>
+      <w:pPr/>
       <w:r>
         <w:t>Readiness objects expose status, unmet reason, evidence and observer cleanup. Idle readiness objects must not maintain permanent frame activity.</w:t>
       </w:r>
@@ -2668,6 +2795,7 @@
       </w:r>
     </w:p>
     <w:p>
+      <w:pPr/>
       <w:r>
         <w:t>Retargeting is a Phase 1 requirement because it shapes operation identity, property ownership, current-presentation sampling and trace semantics.</w:t>
       </w:r>
@@ -2945,6 +3073,7 @@
       </w:tr>
     </w:tbl>
     <w:p>
+      <w:pPr/>
       <w:r>
         <w:t>Retargeting samples the currently presented value and velocity before invalidating obsolete execution. It never restarts from the original source value.</w:t>
       </w:r>
@@ -2958,6 +3087,7 @@
       </w:r>
     </w:p>
     <w:p>
+      <w:pPr/>
       <w:r>
         <w:t>An effect is a reusable visual recipe. It declares accepted subjects, typed input, tracks, timing defaults, preparation, completion and reduced-motion alternative. It does not install input handlers. CFMotionEffects is a curated library whose entries are directly discoverable in code and GT tooling.</w:t>
       </w:r>
@@ -3020,6 +3150,7 @@
       </w:r>
     </w:p>
     <w:p>
+      <w:pPr/>
       <w:r>
         <w:t>Framework-required input is represented by typed objects rather than symbol dictionaries. User-defined names may remain symbols where they are genuinely names.</w:t>
       </w:r>
@@ -3033,6 +3164,7 @@
       </w:r>
     </w:p>
     <w:p>
+      <w:pPr/>
       <w:r>
         <w:t>A behaviour combines event interpretation, semantic state, guards, live values, effects and interruption policy. Brick aptitudes are the natural reusable integration point. They install and remove handlers through their normal lifecycle and delegate execution to Motion.</w:t>
       </w:r>
@@ -3060,6 +3192,7 @@
       </w:r>
     </w:p>
     <w:p>
+      <w:pPr/>
       <w:r>
         <w:t>Idle behaviours maintain no frame activity. Wishes are appropriate where appear, disappear, expand, collapse or relocate are part of a widget contract or must be handled by an owning aptitude.</w:t>
       </w:r>
@@ -3073,6 +3206,7 @@
       </w:r>
     </w:p>
     <w:p>
+      <w:pPr/>
       <w:r>
         <w:t>CFMotionSubject abstracts one element or a logical collection while retaining order, bounds and per-item context.</w:t>
       </w:r>
@@ -3096,6 +3230,7 @@
       </w:r>
     </w:p>
     <w:p>
+      <w:pPr/>
       <w:r>
         <w:t>Collection distribution supports simultaneous, staggered, cascaded, wave, radial, distance-based and path-based scheduling. Text and geometry use adapters so Effects do not depend on one renderer.</w:t>
       </w:r>
@@ -3109,11 +3244,13 @@
       </w:r>
     </w:p>
     <w:p>
+      <w:pPr/>
       <w:r>
         <w:t>CFMotionStyle defines a temporal language: durations, curves, springs, distances, stagger policies and preferred effects. The coordinator resolves the effective style from space, theme and application policy.</w:t>
       </w:r>
     </w:p>
     <w:p>
+      <w:pPr/>
       <w:r>
         <w:t>Reduced motion changes presentation strategy rather than semantic outcome. For example, a fling may become a short fade and adoption; an expand may become an immediate layout change with a subtle opacity transition. Mutation, completion and cleanup remain the same.</w:t>
       </w:r>
@@ -3127,6 +3264,7 @@
       </w:r>
     </w:p>
     <w:p>
+      <w:pPr/>
       <w:r>
         <w:t>Because Motion is built for GT, its important objects expose focused views, actions and searches where they answer real development questions. This is part of the design, not a separate diagnostic layer.</w:t>
       </w:r>
@@ -3444,6 +3582,7 @@
       </w:r>
     </w:p>
     <w:p>
+      <w:pPr/>
       <w:r>
         <w:t>Examples are executable specifications, documentation and reusable fixtures. Each major capability begins with an example that returns a useful object such as an operation, coordinator, behaviour or composed example model. Edge states and failures receive examples as well as happy paths.</w:t>
       </w:r>
@@ -3457,6 +3596,7 @@
       </w:r>
     </w:p>
     <w:p>
+      <w:pPr/>
       <w:r>
         <w:t>Trace entries are structured domain events, not Transcript strings. They retain enough typed context to follow state changes, property conflicts, readiness, retargeting and cleanup without bespoke logging.</w:t>
       </w:r>
@@ -3582,6 +3722,7 @@
       </w:r>
     </w:p>
     <w:p>
+      <w:pPr/>
       <w:r>
         <w:t>Failures carry the relevant operation, coordinator, subject, property, snapshots, readiness evidence and trace segment where available. The debugger should present these objects directly.</w:t>
       </w:r>
@@ -3691,6 +3832,7 @@
       </w:r>
     </w:p>
     <w:p>
+      <w:pPr/>
       <w:r>
         <w:t>Implement stable identity, validation, current-presentation read, authoritative read where distinct, Motion-owned application, composition where supported, restoration capture and cleanup. Document whether the property affects paint, transform, layout, structure or interaction.</w:t>
       </w:r>
@@ -3704,6 +3846,7 @@
       </w:r>
     </w:p>
     <w:p>
+      <w:pPr/>
       <w:r>
         <w:t>Declare accepted subject and typed input, build Core tracks or transactions, define timing defaults, completion and reduced alternative, and provide executable examples. Do not install events or reach into coordinator internals.</w:t>
       </w:r>
@@ -3717,6 +3860,7 @@
       </w:r>
     </w:p>
     <w:p>
+      <w:pPr/>
       <w:r>
         <w:t>Interpret Bloc or Brick events, maintain semantic state and request effects. Install and remove handlers cleanly. Verify interruption, detach, reinstallation and reduced-motion behaviour.</w:t>
       </w:r>
@@ -3730,6 +3874,7 @@
       </w:r>
     </w:p>
     <w:p>
+      <w:pPr/>
       <w:r>
         <w:t>Expose status, unmet reason, evidence, observation lifecycle and completion. Observation must be bounded and cleaned up.</w:t>
       </w:r>
@@ -3743,6 +3888,7 @@
       </w:r>
     </w:p>
     <w:p>
+      <w:pPr/>
       <w:r>
         <w:t>The Configuration Editor is the first complex proving ground because it combines explicit participants, nested targeting, readiness, layout resize, retargeting, adoption and cleanup.</w:t>
       </w:r>

--- a/motion/GT-Motion-Technical-Specification-Base-v1.1.docx
+++ b/motion/GT-Motion-Technical-Specification-Base-v1.1.docx
@@ -35,6 +35,12 @@
     <w:p>
       <w:pPr/>
       <w:r>
+        <w:t>Current naming checkpoint — 16 July 2026: CFMotion is the live running Motion and CFMotionState is its lifecycle state. Source and executable examples are authoritative. The existing reusable-effect and aptitude vocabulary is provisional; this document does not approve additional names for that role.</w:t>
+      </w:r>
+    </w:p>
+    <w:p>
+      <w:pPr/>
+      <w:r>
         <w:t>This technical update records the architecture that exists in Foundation today. The remainder of this document remains the design compass; where it describes unimplemented future types or APIs, the live source and executable examples take precedence.</w:t>
       </w:r>
     </w:p>
@@ -49,7 +55,7 @@
     <w:p>
       <w:pPr/>
       <w:r>
-        <w:t>Core provides CFMotionOperation, CFMotionCoordinator, CFMotionProperty/CFMotionPropertyKey, CFMotionPropertyTrack, CFMotionGeometryTrack, CFMotionGeometrySnapshot, CFMotionLayoutTransaction, CFMotionNextLayoutReadiness and structured trace/state objects. Effects supplies reusable effects, appearance operations and aptitudes. Examples exercise the available primitives and lifecycle behaviour.</w:t>
+        <w:t>Core provides CFMotion, CFMotionCoordinator, CFMotionProperty/CFMotionPropertyKey, CFMotionPropertyTrack, CFMotionGeometryTrack, CFMotionGeometrySnapshot, CFMotionLayoutTransaction, CFMotionNextLayoutReadiness and structured trace/state objects. Effects supplies reusable effects, appearance operations and aptitudes. Examples exercise the available primitives and lifecycle behaviour.</w:t>
       </w:r>
     </w:p>
     <w:p>
@@ -1312,13 +1318,8 @@
             <w:tcW w:type="dxa" w:w="5040"/>
           </w:tcPr>
           <w:p>
-            <w:r/>
             <w:r>
-              <w:rPr>
-                <w:b/>
-                <w:sz w:val="18"/>
-              </w:rPr>
-              <w:t>CFMotion</w:t>
+              <w:t>BlElement &gt;&gt; motion</w:t>
             </w:r>
           </w:p>
         </w:tc>
@@ -1327,13 +1328,8 @@
             <w:tcW w:type="dxa" w:w="5040"/>
           </w:tcPr>
           <w:p>
-            <w:r/>
             <w:r>
-              <w:rPr>
-                <w:b w:val="0"/>
-                <w:sz w:val="18"/>
-              </w:rPr>
-              <w:t>Developer-facing entry point. Resolves subject, space and coordinator.</w:t>
+              <w:t>Public entry point. Answers a CFMotionBuilder.</w:t>
             </w:r>
           </w:p>
         </w:tc>
@@ -1359,13 +1355,8 @@
             <w:tcW w:type="dxa" w:w="5040"/>
           </w:tcPr>
           <w:p>
-            <w:r/>
             <w:r>
-              <w:rPr>
-                <w:b w:val="0"/>
-                <w:sz w:val="18"/>
-              </w:rPr>
-              <w:t>Fluent assembly of one semantic request without owning execution.</w:t>
+              <w:t>Fluent builder that configures and starts a CFMotion.</w:t>
             </w:r>
           </w:p>
         </w:tc>
@@ -1408,13 +1399,8 @@
             <w:tcW w:type="dxa" w:w="5040"/>
           </w:tcPr>
           <w:p>
-            <w:r/>
             <w:r>
-              <w:rPr>
-                <w:b/>
-                <w:sz w:val="18"/>
-              </w:rPr>
-              <w:t>CFMotionOperation</w:t>
+              <w:t>CFMotion</w:t>
             </w:r>
           </w:p>
         </w:tc>
@@ -1423,13 +1409,8 @@
             <w:tcW w:type="dxa" w:w="5040"/>
           </w:tcPr>
           <w:p>
-            <w:r/>
             <w:r>
-              <w:rPr>
-                <w:b w:val="0"/>
-                <w:sz w:val="18"/>
-              </w:rPr>
-              <w:t>One semantic lifecycle shared by property and layout motion.</w:t>
+              <w:t>Live running Motion. Owns its coordinator, tracks, lifecycle state, trace and terminal cleanup.</w:t>
             </w:r>
           </w:p>
         </w:tc>
@@ -1446,7 +1427,7 @@
                 <w:b/>
                 <w:sz w:val="18"/>
               </w:rPr>
-              <w:t>CFMotionOperationState</w:t>
+              <w:t>CFMotionState</w:t>
             </w:r>
           </w:p>
         </w:tc>
@@ -1455,13 +1436,8 @@
             <w:tcW w:type="dxa" w:w="5040"/>
           </w:tcPr>
           <w:p>
-            <w:r/>
             <w:r>
-              <w:rPr>
-                <w:b w:val="0"/>
-                <w:sz w:val="18"/>
-              </w:rPr>
-              <w:t>Typed lifecycle state and transition validation.</w:t>
+              <w:t>Lifecycle state: idle, queued, running, completed, cancelled or failed.</w:t>
             </w:r>
           </w:p>
         </w:tc>
@@ -1670,7 +1646,7 @@
                 <w:b/>
                 <w:sz w:val="18"/>
               </w:rPr>
-              <w:t>CFMotionLayoutOperation</w:t>
+              <w:t>CFMotionLayoutTransaction</w:t>
             </w:r>
           </w:p>
         </w:tc>
@@ -3360,7 +3336,7 @@
                 <w:b/>
                 <w:sz w:val="18"/>
               </w:rPr>
-              <w:t>CFMotionOperation</w:t>
+              <w:t>CFMotion</w:t>
             </w:r>
           </w:p>
         </w:tc>

--- a/motion/GT-Motion-Technical-Specification-Base-v1.1.docx
+++ b/motion/GT-Motion-Technical-Specification-Base-v1.1.docx
@@ -21,7 +21,7 @@
     <w:p>
       <w:pPr/>
       <w:r>
-        <w:t>Status: Base technical specification. Naming and effect-library vocabulary reviewed.</w:t>
+        <w:t>Status: Historical base specification with an authoritative current-direction update dated 17 July 2026.</w:t>
       </w:r>
     </w:p>
     <w:p>
@@ -29,7 +29,65 @@
         <w:pStyle w:val="Heading1"/>
       </w:pPr>
       <w:r>
-        <w:t>Implementation Update — 16 July 2026</w:t>
+        <w:t>Current API and construction model — 17 July 2026</w:t>
+      </w:r>
+    </w:p>
+    <w:p>
+      <w:pPr/>
+      <w:r>
+        <w:t>This section supersedes earlier API examples in this document where they differ. It records the agreed direction; source must still implement and prove it with executable examples before it is described as supported.</w:t>
+      </w:r>
+    </w:p>
+    <w:p>
+      <w:pPr/>
+      <w:r>
+        <w:t>Every running animation is a CFMotion. CFMotionBuilder is not a running Motion: it is the element-bound construction surface shared by all motions. Its shared state includes the element, duration, easing and other universal construction settings.</w:t>
+      </w:r>
+    </w:p>
+    <w:p>
+      <w:pPr/>
+      <w:r>
+        <w:t>A direct named request is for the default case and starts synchronously: element motion fadeOut. A customised named request takes an ordinary Smalltalk block, receives the appropriate configuration builder, and starts synchronously when the block returns: element motion riseAndFadeIn: [ :builder | builder duration: 500 milliSeconds; distance: 50 ].</w:t>
+      </w:r>
+    </w:p>
+    <w:p>
+      <w:pPr/>
+      <w:r>
+        <w:t>The builder for a named motion inherits the common settings. It adds only vocabulary that belongs to that motion. Thus a rise-and-fade configuration can understand distance:, while a jumping-bean configuration can understand bounciness: and colourShift:. The generic builder must not expose those unrelated selectors.</w:t>
+      </w:r>
+    </w:p>
+    <w:p>
+      <w:pPr/>
+      <w:r>
+        <w:t>A complex application-built Motion is explicit: motion := (element motion duration: 500 milliSeconds; opacity: 0.4; scale: 0.8 @ 0.8; translation: 50 @ -20; build). motion start. This is the advanced path, not the standard path for a named treatment.</w:t>
+      </w:r>
+    </w:p>
+    <w:p>
+      <w:pPr/>
+      <w:r>
+        <w:t>Do not rely on an automatic next-frame start to make a configuration cascade appear to work. It is a hidden lifecycle boundary. The optional configuration block provides the required synchronous boundary without pulse callbacks, gallery helpers or user-written event handlers.</w:t>
+      </w:r>
+    </w:p>
+    <w:p>
+      <w:pPr>
+        <w:pStyle w:val="Heading2"/>
+      </w:pPr>
+      <w:r>
+        <w:t>Vocabulary and extension constraint</w:t>
+      </w:r>
+    </w:p>
+    <w:p>
+      <w:pPr/>
+      <w:r>
+        <w:t>The older effect, recipe and catalogue language below is historical design material, not approved public vocabulary. Do not introduce names for specialised configuration builders, continuous-motion support or new selectors without first stating the role and receiving approval.</w:t>
+      </w:r>
+    </w:p>
+    <w:p>
+      <w:pPr>
+        <w:pStyle w:val="Heading1"/>
+      </w:pPr>
+      <w:r>
+        <w:t>Historical implementation update — 16 July 2026</w:t>
       </w:r>
     </w:p>
     <w:p>
